--- a/backend-exhibits/Dropbox to Google Shared Drive Standard Plan - Standard Not Include.docx
+++ b/backend-exhibits/Dropbox to Google Shared Drive Standard Plan - Standard Not Include.docx
@@ -14,15 +14,15 @@
         <w:tblW w:w="10721" w:type="dxa"/>
         <w:tblInd w:w="-681" w:type="dxa"/>
         <w:tblCellMar>
-          <w:top w:w="108" w:type="dxa"/>
-          <w:left w:w="65" w:type="dxa"/>
-          <w:right w:w="55" w:type="dxa"/>
+          <w:top w:w="106" w:type="dxa"/>
+          <w:left w:w="62" w:type="dxa"/>
+          <w:right w:w="115" w:type="dxa"/>
         </w:tblCellMar>
         <w:tblLook w:val="04A0" w:firstRow="1" w:lastRow="0" w:firstColumn="1" w:lastColumn="0" w:noHBand="0" w:noVBand="1"/>
       </w:tblPr>
       <w:tblGrid>
-        <w:gridCol w:w="3650"/>
-        <w:gridCol w:w="7071"/>
+        <w:gridCol w:w="3328"/>
+        <w:gridCol w:w="7393"/>
       </w:tblGrid>
       <w:tr>
         <w:trPr>
@@ -38,31 +38,29 @@
               <w:bottom w:val="single" w:sz="6" w:space="0" w:color="666666"/>
               <w:right w:val="single" w:sz="6" w:space="0" w:color="666666"/>
             </w:tcBorders>
-            <w:shd w:val="clear" w:color="auto" w:fill="A6A6A6"/>
+            <w:shd w:val="clear" w:color="auto" w:fill="A6A6A6" w:themeFill="background1" w:themeFillShade="A6"/>
           </w:tcPr>
           <w:p>
             <w:pPr>
-              <w:ind w:right="9"/>
+              <w:ind w:left="53"/>
               <w:jc w:val="center"/>
             </w:pPr>
             <w:r>
               <w:rPr>
-                <w:rFonts w:ascii="Arial" w:hAnsi="Arial" w:cs="Arial" w:eastAsia="Arial"/>
                 <w:b/>
-                <w:sz w:val="21"/>
               </w:rPr>
-              <w:t>Out of scope Features for Basic Plan (Dropbox to Google Shared Drive)</w:t>
+              <w:t>NOT INCLUDED IN DROPBOX TO GOOGLE SHARED DRIVE MIGRATION FEATURES</w:t>
             </w:r>
           </w:p>
         </w:tc>
       </w:tr>
       <w:tr>
         <w:trPr>
-          <w:trHeight w:val="932"/>
+          <w:trHeight w:val="377"/>
         </w:trPr>
         <w:tc>
           <w:tcPr>
-            <w:tcW w:w="3650" w:type="dxa"/>
+            <w:tcW w:w="3328" w:type="dxa"/>
             <w:tcBorders>
               <w:top w:val="single" w:sz="6" w:space="0" w:color="666666"/>
               <w:left w:val="single" w:sz="6" w:space="0" w:color="666666"/>
@@ -72,21 +70,19 @@
           </w:tcPr>
           <w:p>
             <w:pPr>
-              <w:ind w:left="1"/>
+              <w:ind w:left="4"/>
             </w:pPr>
             <w:r>
               <w:rPr>
-                <w:rFonts w:ascii="Arial" w:hAnsi="Arial" w:cs="Arial" w:eastAsia="Arial"/>
                 <w:b/>
-                <w:sz w:val="21"/>
               </w:rPr>
-              <w:t>Embedded Links</w:t>
+              <w:t>Tags</w:t>
             </w:r>
           </w:p>
         </w:tc>
         <w:tc>
           <w:tcPr>
-            <w:tcW w:w="7071" w:type="dxa"/>
+            <w:tcW w:w="7393" w:type="dxa"/>
             <w:tcBorders>
               <w:top w:val="single" w:sz="6" w:space="0" w:color="666666"/>
               <w:left w:val="single" w:sz="6" w:space="0" w:color="666666"/>
@@ -96,11 +92,7 @@
           </w:tcPr>
           <w:p>
             <w:r>
-              <w:rPr>
-                <w:rFonts w:ascii="Arial" w:hAnsi="Arial" w:cs="Arial" w:eastAsia="Arial"/>
-                <w:sz w:val="21"/>
-              </w:rPr>
-              <w:t>The system retains the addresses of links present within a file, which point to other files in the cloud. These links' addresses will be transformed into appropriate destination formats during Migration.</w:t>
+              <w:t>In Dropbox we can add tags on files, those tags will not Migrate.</w:t>
             </w:r>
           </w:p>
         </w:tc>
@@ -111,7 +103,52 @@
         </w:trPr>
         <w:tc>
           <w:tcPr>
-            <w:tcW w:w="3650" w:type="dxa"/>
+            <w:tcW w:w="3328" w:type="dxa"/>
+            <w:tcBorders>
+              <w:top w:val="single" w:sz="6" w:space="0" w:color="666666"/>
+              <w:left w:val="single" w:sz="6" w:space="0" w:color="666666"/>
+              <w:bottom w:val="single" w:sz="6" w:space="0" w:color="666666"/>
+              <w:right w:val="single" w:sz="6" w:space="0" w:color="666666"/>
+            </w:tcBorders>
+            <w:vAlign w:val="center"/>
+          </w:tcPr>
+          <w:p>
+            <w:pPr>
+              <w:ind w:left="4"/>
+            </w:pPr>
+            <w:r>
+              <w:rPr>
+                <w:b/>
+              </w:rPr>
+              <w:t>Web Shortcuts</w:t>
+            </w:r>
+          </w:p>
+        </w:tc>
+        <w:tc>
+          <w:tcPr>
+            <w:tcW w:w="7393" w:type="dxa"/>
+            <w:tcBorders>
+              <w:top w:val="single" w:sz="6" w:space="0" w:color="666666"/>
+              <w:left w:val="single" w:sz="6" w:space="0" w:color="666666"/>
+              <w:bottom w:val="single" w:sz="6" w:space="0" w:color="666666"/>
+              <w:right w:val="single" w:sz="6" w:space="0" w:color="666666"/>
+            </w:tcBorders>
+            <w:vAlign w:val="center"/>
+          </w:tcPr>
+          <w:p>
+            <w:r>
+              <w:t>In the Dropbox we can create web shortcuts. Web shortcuts will not Migrate.</w:t>
+            </w:r>
+          </w:p>
+        </w:tc>
+      </w:tr>
+      <w:tr>
+        <w:trPr>
+          <w:trHeight w:val="375"/>
+        </w:trPr>
+        <w:tc>
+          <w:tcPr>
+            <w:tcW w:w="3328" w:type="dxa"/>
             <w:tcBorders>
               <w:top w:val="single" w:sz="6" w:space="0" w:color="666666"/>
               <w:left w:val="single" w:sz="6" w:space="0" w:color="666666"/>
@@ -121,21 +158,19 @@
           </w:tcPr>
           <w:p>
             <w:pPr>
-              <w:ind w:left="1"/>
+              <w:ind w:left="4"/>
             </w:pPr>
             <w:r>
               <w:rPr>
-                <w:rFonts w:ascii="Arial" w:hAnsi="Arial" w:cs="Arial" w:eastAsia="Arial"/>
                 <w:b/>
-                <w:sz w:val="21"/>
               </w:rPr>
-              <w:t>Dropbox Papers</w:t>
+              <w:t>Dropbox Papers Embedded links</w:t>
             </w:r>
           </w:p>
         </w:tc>
         <w:tc>
           <w:tcPr>
-            <w:tcW w:w="7071" w:type="dxa"/>
+            <w:tcW w:w="7393" w:type="dxa"/>
             <w:tcBorders>
               <w:top w:val="single" w:sz="6" w:space="0" w:color="666666"/>
               <w:left w:val="single" w:sz="6" w:space="0" w:color="666666"/>
@@ -145,22 +180,32 @@
           </w:tcPr>
           <w:p>
             <w:r>
-              <w:rPr>
-                <w:rFonts w:ascii="Arial" w:hAnsi="Arial" w:cs="Arial" w:eastAsia="Arial"/>
-                <w:sz w:val="21"/>
-              </w:rPr>
-              <w:t>Dropbox Papers migration.</w:t>
+              <w:t xml:space="preserve">Embedded links Migration will not support for </w:t>
+            </w:r>
+            <w:proofErr w:type="spellStart"/>
+            <w:r>
+              <w:t>dropb</w:t>
+            </w:r>
+            <w:r>
+              <w:t>o</w:t>
+            </w:r>
+            <w:r>
+              <w:t>x</w:t>
+            </w:r>
+            <w:proofErr w:type="spellEnd"/>
+            <w:r>
+              <w:t xml:space="preserve"> papers.</w:t>
             </w:r>
           </w:p>
         </w:tc>
       </w:tr>
       <w:tr>
         <w:trPr>
-          <w:trHeight w:val="405"/>
+          <w:trHeight w:val="375"/>
         </w:trPr>
         <w:tc>
           <w:tcPr>
-            <w:tcW w:w="3650" w:type="dxa"/>
+            <w:tcW w:w="3328" w:type="dxa"/>
             <w:tcBorders>
               <w:top w:val="single" w:sz="6" w:space="0" w:color="666666"/>
               <w:left w:val="single" w:sz="6" w:space="0" w:color="666666"/>
@@ -170,46 +215,27 @@
           </w:tcPr>
           <w:p>
             <w:pPr>
-              <w:ind w:left="1"/>
+              <w:rPr>
+                <w:b/>
+                <w:bCs/>
+              </w:rPr>
             </w:pPr>
             <w:r>
               <w:rPr>
-                <w:rFonts w:ascii="Arial" w:hAnsi="Arial" w:cs="Arial" w:eastAsia="Arial"/>
+                <w:rFonts w:ascii="Calibri" w:eastAsia="Calibri" w:hAnsi="Calibri" w:cs="Calibri"/>
                 <w:b/>
-                <w:sz w:val="21"/>
+                <w:bCs/>
+                <w:color w:val="000000" w:themeColor="text1"/>
+                <w:sz w:val="22"/>
+                <w:szCs w:val="22"/>
               </w:rPr>
-              <w:t>Unlimited Delta</w:t>
+              <w:t>In-line comment</w:t>
             </w:r>
           </w:p>
         </w:tc>
         <w:tc>
           <w:tcPr>
-            <w:tcW w:w="7071" w:type="dxa"/>
-            <w:tcBorders>
-              <w:top w:val="single" w:sz="6" w:space="0" w:color="666666"/>
-              <w:left w:val="single" w:sz="6" w:space="0" w:color="666666"/>
-              <w:bottom w:val="single" w:sz="6" w:space="0" w:color="666666"/>
-              <w:right w:val="single" w:sz="6" w:space="0" w:color="666666"/>
-            </w:tcBorders>
-          </w:tcPr>
-          <w:p>
-            <w:r>
-              <w:rPr>
-                <w:rFonts w:ascii="Arial" w:hAnsi="Arial" w:cs="Arial" w:eastAsia="Arial"/>
-                <w:sz w:val="21"/>
-              </w:rPr>
-              <w:t>In the basic plan we are not providing unlimited delta</w:t>
-            </w:r>
-          </w:p>
-        </w:tc>
-      </w:tr>
-      <w:tr>
-        <w:trPr>
-          <w:trHeight w:val="390"/>
-        </w:trPr>
-        <w:tc>
-          <w:tcPr>
-            <w:tcW w:w="3650" w:type="dxa"/>
+            <w:tcW w:w="7393" w:type="dxa"/>
             <w:tcBorders>
               <w:top w:val="single" w:sz="6" w:space="0" w:color="666666"/>
               <w:left w:val="single" w:sz="6" w:space="0" w:color="666666"/>
@@ -219,187 +245,25 @@
           </w:tcPr>
           <w:p>
             <w:pPr>
-              <w:ind w:left="1"/>
+              <w:rPr>
+                <w:color w:val="000000" w:themeColor="text1"/>
+              </w:rPr>
             </w:pPr>
             <w:r>
               <w:rPr>
-                <w:rFonts w:ascii="Arial" w:hAnsi="Arial" w:cs="Arial" w:eastAsia="Arial"/>
-                <w:b/>
-                <w:sz w:val="21"/>
+                <w:color w:val="000000" w:themeColor="text1"/>
               </w:rPr>
-              <w:t>Versions</w:t>
-            </w:r>
-          </w:p>
-        </w:tc>
-        <w:tc>
-          <w:tcPr>
-            <w:tcW w:w="7071" w:type="dxa"/>
-            <w:tcBorders>
-              <w:top w:val="single" w:sz="6" w:space="0" w:color="666666"/>
-              <w:left w:val="single" w:sz="6" w:space="0" w:color="666666"/>
-              <w:bottom w:val="single" w:sz="6" w:space="0" w:color="666666"/>
-              <w:right w:val="single" w:sz="6" w:space="0" w:color="666666"/>
-            </w:tcBorders>
-          </w:tcPr>
-          <w:p>
-            <w:r>
-              <w:rPr>
-                <w:rFonts w:ascii="Arial" w:hAnsi="Arial" w:cs="Arial" w:eastAsia="Arial"/>
-                <w:sz w:val="21"/>
-              </w:rPr>
-              <w:t>Migration of all file versions from source to destination.</w:t>
-            </w:r>
-          </w:p>
-        </w:tc>
-      </w:tr>
-      <w:tr>
-        <w:trPr>
-          <w:trHeight w:val="930"/>
-        </w:trPr>
-        <w:tc>
-          <w:tcPr>
-            <w:tcW w:w="3650" w:type="dxa"/>
-            <w:tcBorders>
-              <w:top w:val="single" w:sz="6" w:space="0" w:color="666666"/>
-              <w:left w:val="single" w:sz="6" w:space="0" w:color="666666"/>
-              <w:bottom w:val="single" w:sz="6" w:space="0" w:color="666666"/>
-              <w:right w:val="single" w:sz="6" w:space="0" w:color="666666"/>
-            </w:tcBorders>
-          </w:tcPr>
-          <w:p>
-            <w:pPr>
-              <w:ind w:left="1"/>
-            </w:pPr>
-            <w:r>
-              <w:rPr>
-                <w:rFonts w:ascii="Arial" w:hAnsi="Arial" w:cs="Arial" w:eastAsia="Arial"/>
-                <w:b/>
-                <w:sz w:val="21"/>
-              </w:rPr>
-              <w:t>Selective Versions</w:t>
-            </w:r>
-          </w:p>
-        </w:tc>
-        <w:tc>
-          <w:tcPr>
-            <w:tcW w:w="7071" w:type="dxa"/>
-            <w:tcBorders>
-              <w:top w:val="single" w:sz="6" w:space="0" w:color="666666"/>
-              <w:left w:val="single" w:sz="6" w:space="0" w:color="666666"/>
-              <w:bottom w:val="single" w:sz="6" w:space="0" w:color="666666"/>
-              <w:right w:val="single" w:sz="6" w:space="0" w:color="666666"/>
-            </w:tcBorders>
-          </w:tcPr>
-          <w:p>
-            <w:r>
-              <w:rPr>
-                <w:rFonts w:ascii="Arial" w:hAnsi="Arial" w:cs="Arial" w:eastAsia="Arial"/>
-                <w:sz w:val="21"/>
-              </w:rPr>
-              <w:t>Migration of selective versions of files from source to destination. If we opt for five, the last five versions will get migrates to the destination.</w:t>
-            </w:r>
-          </w:p>
-        </w:tc>
-      </w:tr>
-      <w:tr>
-        <w:trPr>
-          <w:trHeight w:val="390"/>
-        </w:trPr>
-        <w:tc>
-          <w:tcPr>
-            <w:tcW w:w="3650" w:type="dxa"/>
-            <w:tcBorders>
-              <w:top w:val="single" w:sz="6" w:space="0" w:color="666666"/>
-              <w:left w:val="single" w:sz="6" w:space="0" w:color="666666"/>
-              <w:bottom w:val="single" w:sz="6" w:space="0" w:color="666666"/>
-              <w:right w:val="single" w:sz="6" w:space="0" w:color="666666"/>
-            </w:tcBorders>
-          </w:tcPr>
-          <w:p>
-            <w:pPr>
-              <w:ind w:left="1"/>
-            </w:pPr>
-            <w:r>
-              <w:rPr>
-                <w:rFonts w:ascii="Arial" w:hAnsi="Arial" w:cs="Arial" w:eastAsia="Arial"/>
-                <w:b/>
-                <w:sz w:val="21"/>
-              </w:rPr>
-              <w:t>Tags</w:t>
-            </w:r>
-          </w:p>
-        </w:tc>
-        <w:tc>
-          <w:tcPr>
-            <w:tcW w:w="7071" w:type="dxa"/>
-            <w:tcBorders>
-              <w:top w:val="single" w:sz="6" w:space="0" w:color="666666"/>
-              <w:left w:val="single" w:sz="6" w:space="0" w:color="666666"/>
-              <w:bottom w:val="single" w:sz="6" w:space="0" w:color="666666"/>
-              <w:right w:val="single" w:sz="6" w:space="0" w:color="666666"/>
-            </w:tcBorders>
-          </w:tcPr>
-          <w:p>
-            <w:r>
-              <w:rPr>
-                <w:rFonts w:ascii="Arial" w:hAnsi="Arial" w:cs="Arial" w:eastAsia="Arial"/>
-                <w:sz w:val="21"/>
-              </w:rPr>
-              <w:t>In Dropbox we can add tags on files, those tags will not Migrate.</w:t>
-            </w:r>
-          </w:p>
-        </w:tc>
-      </w:tr>
-      <w:tr>
-        <w:trPr>
-          <w:trHeight w:val="405"/>
-        </w:trPr>
-        <w:tc>
-          <w:tcPr>
-            <w:tcW w:w="3650" w:type="dxa"/>
-            <w:tcBorders>
-              <w:top w:val="single" w:sz="6" w:space="0" w:color="666666"/>
-              <w:left w:val="single" w:sz="6" w:space="0" w:color="666666"/>
-              <w:bottom w:val="single" w:sz="6" w:space="0" w:color="666666"/>
-              <w:right w:val="single" w:sz="6" w:space="0" w:color="666666"/>
-            </w:tcBorders>
-          </w:tcPr>
-          <w:p>
-            <w:pPr>
-              <w:ind w:left="1"/>
-            </w:pPr>
-            <w:r>
-              <w:rPr>
-                <w:rFonts w:ascii="Arial" w:hAnsi="Arial" w:cs="Arial" w:eastAsia="Arial"/>
-                <w:b/>
-                <w:sz w:val="21"/>
-              </w:rPr>
-              <w:t>Web Shortcuts</w:t>
-            </w:r>
-          </w:p>
-        </w:tc>
-        <w:tc>
-          <w:tcPr>
-            <w:tcW w:w="7071" w:type="dxa"/>
-            <w:tcBorders>
-              <w:top w:val="single" w:sz="6" w:space="0" w:color="666666"/>
-              <w:left w:val="single" w:sz="6" w:space="0" w:color="666666"/>
-              <w:bottom w:val="single" w:sz="6" w:space="0" w:color="666666"/>
-              <w:right w:val="single" w:sz="6" w:space="0" w:color="666666"/>
-            </w:tcBorders>
-          </w:tcPr>
-          <w:p>
-            <w:r>
-              <w:rPr>
-                <w:rFonts w:ascii="Arial" w:hAnsi="Arial" w:cs="Arial" w:eastAsia="Arial"/>
-                <w:sz w:val="21"/>
-              </w:rPr>
-              <w:t>In the Dropbox we can create web shortcuts. We are</w:t>
+              <w:t>Inline file comments of the box will be migrated to the destination cloud.</w:t>
             </w:r>
           </w:p>
         </w:tc>
       </w:tr>
     </w:tbl>
+    <w:p>
+      <w:r>
+        <w:br/>
+      </w:r>
+    </w:p>
     <w:p/>
     <w:sectPr>
       <w:pgSz w:w="12240" w:h="15840"/>
@@ -415,7 +279,7 @@
   <w:docDefaults>
     <w:rPrDefault>
       <w:rPr>
-        <w:rFonts w:ascii="Arial" w:hAnsi="Arial" w:cs="Arial" w:eastAsia="Arial"/>
+        <w:rFonts w:ascii="Arial" w:eastAsia="Arial" w:hAnsi="Arial" w:cs="Arial"/>
         <w:kern w:val="2"/>
         <w:sz w:val="21"/>
         <w:szCs w:val="21"/>
@@ -814,9 +678,7 @@
       <w:spacing w:line="259" w:lineRule="auto"/>
     </w:pPr>
     <w:rPr>
-      <w:rFonts w:ascii="Arial" w:hAnsi="Arial" w:cs="Arial" w:eastAsia="Arial"/>
       <w:color w:val="000000"/>
-      <w:sz w:val="21"/>
     </w:rPr>
   </w:style>
   <w:style w:type="character" w:default="1" w:styleId="DefaultParagraphFont">
